--- a/resources/gcse-business-supplier-choice-cafe/GCSE-Business-Supplier-Choice-Cafe-Teacher.docx
+++ b/resources/gcse-business-supplier-choice-cafe/GCSE-Business-Supplier-Choice-Cafe-Teacher.docx
@@ -61,13 +61,13 @@
         <w:tc>
           <w:tcPr>
             <w:tcW w:type="dxa" w:w="3655"/>
-            <w:shd w:fill="142D40"/>
             <w:tcBorders>
               <w:top w:val="single" w:sz="4" w:color="D9D9D9"/>
               <w:bottom w:val="single" w:sz="4" w:color="D9D9D9"/>
               <w:left w:val="single" w:sz="4" w:color="D9D9D9"/>
               <w:right w:val="single" w:sz="4" w:color="D9D9D9"/>
             </w:tcBorders>
+            <w:shd w:fill="142D40"/>
             <w:tcMar>
               <w:top w:w="85" w:type="dxa"/>
               <w:bottom w:w="85" w:type="dxa"/>
@@ -92,13 +92,13 @@
         <w:tc>
           <w:tcPr>
             <w:tcW w:type="dxa" w:w="1218"/>
-            <w:shd w:fill="142D40"/>
             <w:tcBorders>
               <w:top w:val="single" w:sz="4" w:color="D9D9D9"/>
               <w:bottom w:val="single" w:sz="4" w:color="D9D9D9"/>
               <w:left w:val="single" w:sz="4" w:color="D9D9D9"/>
               <w:right w:val="single" w:sz="4" w:color="D9D9D9"/>
             </w:tcBorders>
+            <w:shd w:fill="142D40"/>
             <w:tcMar>
               <w:top w:w="85" w:type="dxa"/>
               <w:bottom w:w="85" w:type="dxa"/>
@@ -123,13 +123,13 @@
         <w:tc>
           <w:tcPr>
             <w:tcW w:type="dxa" w:w="5279"/>
-            <w:shd w:fill="142D40"/>
             <w:tcBorders>
               <w:top w:val="single" w:sz="4" w:color="D9D9D9"/>
               <w:bottom w:val="single" w:sz="4" w:color="D9D9D9"/>
               <w:left w:val="single" w:sz="4" w:color="D9D9D9"/>
               <w:right w:val="single" w:sz="4" w:color="D9D9D9"/>
             </w:tcBorders>
+            <w:shd w:fill="142D40"/>
             <w:tcMar>
               <w:top w:w="85" w:type="dxa"/>
               <w:bottom w:w="85" w:type="dxa"/>
@@ -156,13 +156,13 @@
         <w:tc>
           <w:tcPr>
             <w:tcW w:type="dxa" w:w="3655"/>
-            <w:shd w:fill="FFFFFF"/>
             <w:tcBorders>
               <w:top w:val="single" w:sz="4" w:color="D9D9D9"/>
               <w:bottom w:val="single" w:sz="4" w:color="D9D9D9"/>
               <w:left w:val="single" w:sz="4" w:color="D9D9D9"/>
               <w:right w:val="single" w:sz="4" w:color="D9D9D9"/>
             </w:tcBorders>
+            <w:shd w:fill="FFFFFF"/>
             <w:tcMar>
               <w:top w:w="85" w:type="dxa"/>
               <w:bottom w:w="85" w:type="dxa"/>
@@ -187,13 +187,13 @@
         <w:tc>
           <w:tcPr>
             <w:tcW w:type="dxa" w:w="1218"/>
-            <w:shd w:fill="FFFFFF"/>
             <w:tcBorders>
               <w:top w:val="single" w:sz="4" w:color="D9D9D9"/>
               <w:bottom w:val="single" w:sz="4" w:color="D9D9D9"/>
               <w:left w:val="single" w:sz="4" w:color="D9D9D9"/>
               <w:right w:val="single" w:sz="4" w:color="D9D9D9"/>
             </w:tcBorders>
+            <w:shd w:fill="FFFFFF"/>
             <w:tcMar>
               <w:top w:w="85" w:type="dxa"/>
               <w:bottom w:w="85" w:type="dxa"/>
@@ -218,13 +218,13 @@
         <w:tc>
           <w:tcPr>
             <w:tcW w:type="dxa" w:w="5279"/>
-            <w:shd w:fill="FFFFFF"/>
             <w:tcBorders>
               <w:top w:val="single" w:sz="4" w:color="D9D9D9"/>
               <w:bottom w:val="single" w:sz="4" w:color="D9D9D9"/>
               <w:left w:val="single" w:sz="4" w:color="D9D9D9"/>
               <w:right w:val="single" w:sz="4" w:color="D9D9D9"/>
             </w:tcBorders>
+            <w:shd w:fill="FFFFFF"/>
             <w:tcMar>
               <w:top w:w="85" w:type="dxa"/>
               <w:bottom w:w="85" w:type="dxa"/>
@@ -251,13 +251,13 @@
         <w:tc>
           <w:tcPr>
             <w:tcW w:type="dxa" w:w="3655"/>
-            <w:shd w:fill="F1F5F7"/>
             <w:tcBorders>
               <w:top w:val="single" w:sz="4" w:color="D9D9D9"/>
               <w:bottom w:val="single" w:sz="4" w:color="D9D9D9"/>
               <w:left w:val="single" w:sz="4" w:color="D9D9D9"/>
               <w:right w:val="single" w:sz="4" w:color="D9D9D9"/>
             </w:tcBorders>
+            <w:shd w:fill="F1F5F7"/>
             <w:tcMar>
               <w:top w:w="85" w:type="dxa"/>
               <w:bottom w:w="85" w:type="dxa"/>
@@ -282,13 +282,13 @@
         <w:tc>
           <w:tcPr>
             <w:tcW w:type="dxa" w:w="1218"/>
-            <w:shd w:fill="F1F5F7"/>
             <w:tcBorders>
               <w:top w:val="single" w:sz="4" w:color="D9D9D9"/>
               <w:bottom w:val="single" w:sz="4" w:color="D9D9D9"/>
               <w:left w:val="single" w:sz="4" w:color="D9D9D9"/>
               <w:right w:val="single" w:sz="4" w:color="D9D9D9"/>
             </w:tcBorders>
+            <w:shd w:fill="F1F5F7"/>
             <w:tcMar>
               <w:top w:w="85" w:type="dxa"/>
               <w:bottom w:w="85" w:type="dxa"/>
@@ -313,13 +313,13 @@
         <w:tc>
           <w:tcPr>
             <w:tcW w:type="dxa" w:w="5279"/>
-            <w:shd w:fill="F1F5F7"/>
             <w:tcBorders>
               <w:top w:val="single" w:sz="4" w:color="D9D9D9"/>
               <w:bottom w:val="single" w:sz="4" w:color="D9D9D9"/>
               <w:left w:val="single" w:sz="4" w:color="D9D9D9"/>
               <w:right w:val="single" w:sz="4" w:color="D9D9D9"/>
             </w:tcBorders>
+            <w:shd w:fill="F1F5F7"/>
             <w:tcMar>
               <w:top w:w="85" w:type="dxa"/>
               <w:bottom w:w="85" w:type="dxa"/>
@@ -346,13 +346,13 @@
         <w:tc>
           <w:tcPr>
             <w:tcW w:type="dxa" w:w="3655"/>
-            <w:shd w:fill="FFFFFF"/>
             <w:tcBorders>
               <w:top w:val="single" w:sz="4" w:color="D9D9D9"/>
               <w:bottom w:val="single" w:sz="4" w:color="D9D9D9"/>
               <w:left w:val="single" w:sz="4" w:color="D9D9D9"/>
               <w:right w:val="single" w:sz="4" w:color="D9D9D9"/>
             </w:tcBorders>
+            <w:shd w:fill="FFFFFF"/>
             <w:tcMar>
               <w:top w:w="85" w:type="dxa"/>
               <w:bottom w:w="85" w:type="dxa"/>
@@ -377,13 +377,13 @@
         <w:tc>
           <w:tcPr>
             <w:tcW w:type="dxa" w:w="1218"/>
-            <w:shd w:fill="FFFFFF"/>
             <w:tcBorders>
               <w:top w:val="single" w:sz="4" w:color="D9D9D9"/>
               <w:bottom w:val="single" w:sz="4" w:color="D9D9D9"/>
               <w:left w:val="single" w:sz="4" w:color="D9D9D9"/>
               <w:right w:val="single" w:sz="4" w:color="D9D9D9"/>
             </w:tcBorders>
+            <w:shd w:fill="FFFFFF"/>
             <w:tcMar>
               <w:top w:w="85" w:type="dxa"/>
               <w:bottom w:w="85" w:type="dxa"/>
@@ -408,13 +408,13 @@
         <w:tc>
           <w:tcPr>
             <w:tcW w:type="dxa" w:w="5279"/>
-            <w:shd w:fill="FFFFFF"/>
             <w:tcBorders>
               <w:top w:val="single" w:sz="4" w:color="D9D9D9"/>
               <w:bottom w:val="single" w:sz="4" w:color="D9D9D9"/>
               <w:left w:val="single" w:sz="4" w:color="D9D9D9"/>
               <w:right w:val="single" w:sz="4" w:color="D9D9D9"/>
             </w:tcBorders>
+            <w:shd w:fill="FFFFFF"/>
             <w:tcMar>
               <w:top w:w="85" w:type="dxa"/>
               <w:bottom w:w="85" w:type="dxa"/>
@@ -441,13 +441,13 @@
         <w:tc>
           <w:tcPr>
             <w:tcW w:type="dxa" w:w="3655"/>
-            <w:shd w:fill="F1F5F7"/>
             <w:tcBorders>
               <w:top w:val="single" w:sz="4" w:color="D9D9D9"/>
               <w:bottom w:val="single" w:sz="4" w:color="D9D9D9"/>
               <w:left w:val="single" w:sz="4" w:color="D9D9D9"/>
               <w:right w:val="single" w:sz="4" w:color="D9D9D9"/>
             </w:tcBorders>
+            <w:shd w:fill="F1F5F7"/>
             <w:tcMar>
               <w:top w:w="85" w:type="dxa"/>
               <w:bottom w:w="85" w:type="dxa"/>
@@ -472,13 +472,13 @@
         <w:tc>
           <w:tcPr>
             <w:tcW w:type="dxa" w:w="1218"/>
-            <w:shd w:fill="F1F5F7"/>
             <w:tcBorders>
               <w:top w:val="single" w:sz="4" w:color="D9D9D9"/>
               <w:bottom w:val="single" w:sz="4" w:color="D9D9D9"/>
               <w:left w:val="single" w:sz="4" w:color="D9D9D9"/>
               <w:right w:val="single" w:sz="4" w:color="D9D9D9"/>
             </w:tcBorders>
+            <w:shd w:fill="F1F5F7"/>
             <w:tcMar>
               <w:top w:w="85" w:type="dxa"/>
               <w:bottom w:w="85" w:type="dxa"/>
@@ -503,13 +503,13 @@
         <w:tc>
           <w:tcPr>
             <w:tcW w:type="dxa" w:w="5279"/>
-            <w:shd w:fill="F1F5F7"/>
             <w:tcBorders>
               <w:top w:val="single" w:sz="4" w:color="D9D9D9"/>
               <w:bottom w:val="single" w:sz="4" w:color="D9D9D9"/>
               <w:left w:val="single" w:sz="4" w:color="D9D9D9"/>
               <w:right w:val="single" w:sz="4" w:color="D9D9D9"/>
             </w:tcBorders>
+            <w:shd w:fill="F1F5F7"/>
             <w:tcMar>
               <w:top w:w="85" w:type="dxa"/>
               <w:bottom w:w="85" w:type="dxa"/>
@@ -536,13 +536,13 @@
         <w:tc>
           <w:tcPr>
             <w:tcW w:type="dxa" w:w="3655"/>
-            <w:shd w:fill="FFFFFF"/>
             <w:tcBorders>
               <w:top w:val="single" w:sz="4" w:color="D9D9D9"/>
               <w:bottom w:val="single" w:sz="4" w:color="D9D9D9"/>
               <w:left w:val="single" w:sz="4" w:color="D9D9D9"/>
               <w:right w:val="single" w:sz="4" w:color="D9D9D9"/>
             </w:tcBorders>
+            <w:shd w:fill="FFFFFF"/>
             <w:tcMar>
               <w:top w:w="85" w:type="dxa"/>
               <w:bottom w:w="85" w:type="dxa"/>
@@ -567,13 +567,13 @@
         <w:tc>
           <w:tcPr>
             <w:tcW w:type="dxa" w:w="1218"/>
-            <w:shd w:fill="FFFFFF"/>
             <w:tcBorders>
               <w:top w:val="single" w:sz="4" w:color="D9D9D9"/>
               <w:bottom w:val="single" w:sz="4" w:color="D9D9D9"/>
               <w:left w:val="single" w:sz="4" w:color="D9D9D9"/>
               <w:right w:val="single" w:sz="4" w:color="D9D9D9"/>
             </w:tcBorders>
+            <w:shd w:fill="FFFFFF"/>
             <w:tcMar>
               <w:top w:w="85" w:type="dxa"/>
               <w:bottom w:w="85" w:type="dxa"/>
@@ -598,13 +598,13 @@
         <w:tc>
           <w:tcPr>
             <w:tcW w:type="dxa" w:w="5279"/>
-            <w:shd w:fill="FFFFFF"/>
             <w:tcBorders>
               <w:top w:val="single" w:sz="4" w:color="D9D9D9"/>
               <w:bottom w:val="single" w:sz="4" w:color="D9D9D9"/>
               <w:left w:val="single" w:sz="4" w:color="D9D9D9"/>
               <w:right w:val="single" w:sz="4" w:color="D9D9D9"/>
             </w:tcBorders>
+            <w:shd w:fill="FFFFFF"/>
             <w:tcMar>
               <w:top w:w="85" w:type="dxa"/>
               <w:bottom w:w="85" w:type="dxa"/>
@@ -631,13 +631,13 @@
         <w:tc>
           <w:tcPr>
             <w:tcW w:type="dxa" w:w="3655"/>
-            <w:shd w:fill="F1F5F7"/>
             <w:tcBorders>
               <w:top w:val="single" w:sz="4" w:color="D9D9D9"/>
               <w:bottom w:val="single" w:sz="4" w:color="D9D9D9"/>
               <w:left w:val="single" w:sz="4" w:color="D9D9D9"/>
               <w:right w:val="single" w:sz="4" w:color="D9D9D9"/>
             </w:tcBorders>
+            <w:shd w:fill="F1F5F7"/>
             <w:tcMar>
               <w:top w:w="85" w:type="dxa"/>
               <w:bottom w:w="85" w:type="dxa"/>
@@ -662,13 +662,13 @@
         <w:tc>
           <w:tcPr>
             <w:tcW w:type="dxa" w:w="1218"/>
-            <w:shd w:fill="F1F5F7"/>
             <w:tcBorders>
               <w:top w:val="single" w:sz="4" w:color="D9D9D9"/>
               <w:bottom w:val="single" w:sz="4" w:color="D9D9D9"/>
               <w:left w:val="single" w:sz="4" w:color="D9D9D9"/>
               <w:right w:val="single" w:sz="4" w:color="D9D9D9"/>
             </w:tcBorders>
+            <w:shd w:fill="F1F5F7"/>
             <w:tcMar>
               <w:top w:w="85" w:type="dxa"/>
               <w:bottom w:w="85" w:type="dxa"/>
@@ -693,13 +693,13 @@
         <w:tc>
           <w:tcPr>
             <w:tcW w:type="dxa" w:w="5279"/>
-            <w:shd w:fill="F1F5F7"/>
             <w:tcBorders>
               <w:top w:val="single" w:sz="4" w:color="D9D9D9"/>
               <w:bottom w:val="single" w:sz="4" w:color="D9D9D9"/>
               <w:left w:val="single" w:sz="4" w:color="D9D9D9"/>
               <w:right w:val="single" w:sz="4" w:color="D9D9D9"/>
             </w:tcBorders>
+            <w:shd w:fill="F1F5F7"/>
             <w:tcMar>
               <w:top w:w="85" w:type="dxa"/>
               <w:bottom w:w="85" w:type="dxa"/>
@@ -726,13 +726,13 @@
         <w:tc>
           <w:tcPr>
             <w:tcW w:type="dxa" w:w="3655"/>
-            <w:shd w:fill="FFFFFF"/>
             <w:tcBorders>
               <w:top w:val="single" w:sz="4" w:color="D9D9D9"/>
               <w:bottom w:val="single" w:sz="4" w:color="D9D9D9"/>
               <w:left w:val="single" w:sz="4" w:color="D9D9D9"/>
               <w:right w:val="single" w:sz="4" w:color="D9D9D9"/>
             </w:tcBorders>
+            <w:shd w:fill="FFFFFF"/>
             <w:tcMar>
               <w:top w:w="85" w:type="dxa"/>
               <w:bottom w:w="85" w:type="dxa"/>
@@ -757,13 +757,13 @@
         <w:tc>
           <w:tcPr>
             <w:tcW w:type="dxa" w:w="1218"/>
-            <w:shd w:fill="FFFFFF"/>
             <w:tcBorders>
               <w:top w:val="single" w:sz="4" w:color="D9D9D9"/>
               <w:bottom w:val="single" w:sz="4" w:color="D9D9D9"/>
               <w:left w:val="single" w:sz="4" w:color="D9D9D9"/>
               <w:right w:val="single" w:sz="4" w:color="D9D9D9"/>
             </w:tcBorders>
+            <w:shd w:fill="FFFFFF"/>
             <w:tcMar>
               <w:top w:w="85" w:type="dxa"/>
               <w:bottom w:w="85" w:type="dxa"/>
@@ -788,13 +788,13 @@
         <w:tc>
           <w:tcPr>
             <w:tcW w:type="dxa" w:w="5279"/>
-            <w:shd w:fill="FFFFFF"/>
             <w:tcBorders>
               <w:top w:val="single" w:sz="4" w:color="D9D9D9"/>
               <w:bottom w:val="single" w:sz="4" w:color="D9D9D9"/>
               <w:left w:val="single" w:sz="4" w:color="D9D9D9"/>
               <w:right w:val="single" w:sz="4" w:color="D9D9D9"/>
             </w:tcBorders>
+            <w:shd w:fill="FFFFFF"/>
             <w:tcMar>
               <w:top w:w="85" w:type="dxa"/>
               <w:bottom w:w="85" w:type="dxa"/>
@@ -821,13 +821,13 @@
         <w:tc>
           <w:tcPr>
             <w:tcW w:type="dxa" w:w="3655"/>
-            <w:shd w:fill="F1F5F7"/>
             <w:tcBorders>
               <w:top w:val="single" w:sz="4" w:color="D9D9D9"/>
               <w:bottom w:val="single" w:sz="4" w:color="D9D9D9"/>
               <w:left w:val="single" w:sz="4" w:color="D9D9D9"/>
               <w:right w:val="single" w:sz="4" w:color="D9D9D9"/>
             </w:tcBorders>
+            <w:shd w:fill="F1F5F7"/>
             <w:tcMar>
               <w:top w:w="85" w:type="dxa"/>
               <w:bottom w:w="85" w:type="dxa"/>
@@ -852,13 +852,13 @@
         <w:tc>
           <w:tcPr>
             <w:tcW w:type="dxa" w:w="1218"/>
-            <w:shd w:fill="F1F5F7"/>
             <w:tcBorders>
               <w:top w:val="single" w:sz="4" w:color="D9D9D9"/>
               <w:bottom w:val="single" w:sz="4" w:color="D9D9D9"/>
               <w:left w:val="single" w:sz="4" w:color="D9D9D9"/>
               <w:right w:val="single" w:sz="4" w:color="D9D9D9"/>
             </w:tcBorders>
+            <w:shd w:fill="F1F5F7"/>
             <w:tcMar>
               <w:top w:w="85" w:type="dxa"/>
               <w:bottom w:w="85" w:type="dxa"/>
@@ -883,13 +883,13 @@
         <w:tc>
           <w:tcPr>
             <w:tcW w:type="dxa" w:w="5279"/>
-            <w:shd w:fill="F1F5F7"/>
             <w:tcBorders>
               <w:top w:val="single" w:sz="4" w:color="D9D9D9"/>
               <w:bottom w:val="single" w:sz="4" w:color="D9D9D9"/>
               <w:left w:val="single" w:sz="4" w:color="D9D9D9"/>
               <w:right w:val="single" w:sz="4" w:color="D9D9D9"/>
             </w:tcBorders>
+            <w:shd w:fill="F1F5F7"/>
             <w:tcMar>
               <w:top w:w="85" w:type="dxa"/>
               <w:bottom w:w="85" w:type="dxa"/>
@@ -966,13 +966,13 @@
         <w:tc>
           <w:tcPr>
             <w:tcW w:type="dxa" w:w="2233"/>
-            <w:shd w:fill="142D40"/>
             <w:tcBorders>
               <w:top w:val="single" w:sz="4" w:color="D9D9D9"/>
               <w:bottom w:val="single" w:sz="4" w:color="D9D9D9"/>
               <w:left w:val="single" w:sz="4" w:color="D9D9D9"/>
               <w:right w:val="single" w:sz="4" w:color="D9D9D9"/>
             </w:tcBorders>
+            <w:shd w:fill="142D40"/>
             <w:tcMar>
               <w:top w:w="85" w:type="dxa"/>
               <w:bottom w:w="85" w:type="dxa"/>
@@ -997,13 +997,13 @@
         <w:tc>
           <w:tcPr>
             <w:tcW w:type="dxa" w:w="2640"/>
-            <w:shd w:fill="142D40"/>
             <w:tcBorders>
               <w:top w:val="single" w:sz="4" w:color="D9D9D9"/>
               <w:bottom w:val="single" w:sz="4" w:color="D9D9D9"/>
               <w:left w:val="single" w:sz="4" w:color="D9D9D9"/>
               <w:right w:val="single" w:sz="4" w:color="D9D9D9"/>
             </w:tcBorders>
+            <w:shd w:fill="142D40"/>
             <w:tcMar>
               <w:top w:w="85" w:type="dxa"/>
               <w:bottom w:w="85" w:type="dxa"/>
@@ -1028,13 +1028,13 @@
         <w:tc>
           <w:tcPr>
             <w:tcW w:type="dxa" w:w="2640"/>
-            <w:shd w:fill="142D40"/>
             <w:tcBorders>
               <w:top w:val="single" w:sz="4" w:color="D9D9D9"/>
               <w:bottom w:val="single" w:sz="4" w:color="D9D9D9"/>
               <w:left w:val="single" w:sz="4" w:color="D9D9D9"/>
               <w:right w:val="single" w:sz="4" w:color="D9D9D9"/>
             </w:tcBorders>
+            <w:shd w:fill="142D40"/>
             <w:tcMar>
               <w:top w:w="85" w:type="dxa"/>
               <w:bottom w:w="85" w:type="dxa"/>
@@ -1059,13 +1059,13 @@
         <w:tc>
           <w:tcPr>
             <w:tcW w:type="dxa" w:w="2640"/>
-            <w:shd w:fill="142D40"/>
             <w:tcBorders>
               <w:top w:val="single" w:sz="4" w:color="D9D9D9"/>
               <w:bottom w:val="single" w:sz="4" w:color="D9D9D9"/>
               <w:left w:val="single" w:sz="4" w:color="D9D9D9"/>
               <w:right w:val="single" w:sz="4" w:color="D9D9D9"/>
             </w:tcBorders>
+            <w:shd w:fill="142D40"/>
             <w:tcMar>
               <w:top w:w="85" w:type="dxa"/>
               <w:bottom w:w="85" w:type="dxa"/>
@@ -1092,13 +1092,13 @@
         <w:tc>
           <w:tcPr>
             <w:tcW w:type="dxa" w:w="2233"/>
-            <w:shd w:fill="FFFFFF"/>
             <w:tcBorders>
               <w:top w:val="single" w:sz="4" w:color="D9D9D9"/>
               <w:bottom w:val="single" w:sz="4" w:color="D9D9D9"/>
               <w:left w:val="single" w:sz="4" w:color="D9D9D9"/>
               <w:right w:val="single" w:sz="4" w:color="D9D9D9"/>
             </w:tcBorders>
+            <w:shd w:fill="FFFFFF"/>
             <w:tcMar>
               <w:top w:w="85" w:type="dxa"/>
               <w:bottom w:w="85" w:type="dxa"/>
@@ -1123,13 +1123,13 @@
         <w:tc>
           <w:tcPr>
             <w:tcW w:type="dxa" w:w="2640"/>
-            <w:shd w:fill="FFFFFF"/>
             <w:tcBorders>
               <w:top w:val="single" w:sz="4" w:color="D9D9D9"/>
               <w:bottom w:val="single" w:sz="4" w:color="D9D9D9"/>
               <w:left w:val="single" w:sz="4" w:color="D9D9D9"/>
               <w:right w:val="single" w:sz="4" w:color="D9D9D9"/>
             </w:tcBorders>
+            <w:shd w:fill="FFFFFF"/>
             <w:tcMar>
               <w:top w:w="85" w:type="dxa"/>
               <w:bottom w:w="85" w:type="dxa"/>
@@ -1154,13 +1154,13 @@
         <w:tc>
           <w:tcPr>
             <w:tcW w:type="dxa" w:w="2640"/>
-            <w:shd w:fill="FFFFFF"/>
             <w:tcBorders>
               <w:top w:val="single" w:sz="4" w:color="D9D9D9"/>
               <w:bottom w:val="single" w:sz="4" w:color="D9D9D9"/>
               <w:left w:val="single" w:sz="4" w:color="D9D9D9"/>
               <w:right w:val="single" w:sz="4" w:color="D9D9D9"/>
             </w:tcBorders>
+            <w:shd w:fill="FFFFFF"/>
             <w:tcMar>
               <w:top w:w="85" w:type="dxa"/>
               <w:bottom w:w="85" w:type="dxa"/>
@@ -1185,13 +1185,13 @@
         <w:tc>
           <w:tcPr>
             <w:tcW w:type="dxa" w:w="2640"/>
-            <w:shd w:fill="FFFFFF"/>
             <w:tcBorders>
               <w:top w:val="single" w:sz="4" w:color="D9D9D9"/>
               <w:bottom w:val="single" w:sz="4" w:color="D9D9D9"/>
               <w:left w:val="single" w:sz="4" w:color="D9D9D9"/>
               <w:right w:val="single" w:sz="4" w:color="D9D9D9"/>
             </w:tcBorders>
+            <w:shd w:fill="FFFFFF"/>
             <w:tcMar>
               <w:top w:w="85" w:type="dxa"/>
               <w:bottom w:w="85" w:type="dxa"/>
@@ -1218,13 +1218,13 @@
         <w:tc>
           <w:tcPr>
             <w:tcW w:type="dxa" w:w="2233"/>
-            <w:shd w:fill="F1F5F7"/>
             <w:tcBorders>
               <w:top w:val="single" w:sz="4" w:color="D9D9D9"/>
               <w:bottom w:val="single" w:sz="4" w:color="D9D9D9"/>
               <w:left w:val="single" w:sz="4" w:color="D9D9D9"/>
               <w:right w:val="single" w:sz="4" w:color="D9D9D9"/>
             </w:tcBorders>
+            <w:shd w:fill="F1F5F7"/>
             <w:tcMar>
               <w:top w:w="85" w:type="dxa"/>
               <w:bottom w:w="85" w:type="dxa"/>
@@ -1249,13 +1249,13 @@
         <w:tc>
           <w:tcPr>
             <w:tcW w:type="dxa" w:w="2640"/>
-            <w:shd w:fill="F1F5F7"/>
             <w:tcBorders>
               <w:top w:val="single" w:sz="4" w:color="D9D9D9"/>
               <w:bottom w:val="single" w:sz="4" w:color="D9D9D9"/>
               <w:left w:val="single" w:sz="4" w:color="D9D9D9"/>
               <w:right w:val="single" w:sz="4" w:color="D9D9D9"/>
             </w:tcBorders>
+            <w:shd w:fill="F1F5F7"/>
             <w:tcMar>
               <w:top w:w="85" w:type="dxa"/>
               <w:bottom w:w="85" w:type="dxa"/>
@@ -1280,13 +1280,13 @@
         <w:tc>
           <w:tcPr>
             <w:tcW w:type="dxa" w:w="2640"/>
-            <w:shd w:fill="F1F5F7"/>
             <w:tcBorders>
               <w:top w:val="single" w:sz="4" w:color="D9D9D9"/>
               <w:bottom w:val="single" w:sz="4" w:color="D9D9D9"/>
               <w:left w:val="single" w:sz="4" w:color="D9D9D9"/>
               <w:right w:val="single" w:sz="4" w:color="D9D9D9"/>
             </w:tcBorders>
+            <w:shd w:fill="F1F5F7"/>
             <w:tcMar>
               <w:top w:w="85" w:type="dxa"/>
               <w:bottom w:w="85" w:type="dxa"/>
@@ -1311,13 +1311,13 @@
         <w:tc>
           <w:tcPr>
             <w:tcW w:type="dxa" w:w="2640"/>
-            <w:shd w:fill="F1F5F7"/>
             <w:tcBorders>
               <w:top w:val="single" w:sz="4" w:color="D9D9D9"/>
               <w:bottom w:val="single" w:sz="4" w:color="D9D9D9"/>
               <w:left w:val="single" w:sz="4" w:color="D9D9D9"/>
               <w:right w:val="single" w:sz="4" w:color="D9D9D9"/>
             </w:tcBorders>
+            <w:shd w:fill="F1F5F7"/>
             <w:tcMar>
               <w:top w:w="85" w:type="dxa"/>
               <w:bottom w:w="85" w:type="dxa"/>

--- a/resources/gcse-business-supplier-choice-cafe/GCSE-Business-Supplier-Choice-Cafe-Teacher.docx
+++ b/resources/gcse-business-supplier-choice-cafe/GCSE-Business-Supplier-Choice-Cafe-Teacher.docx
@@ -63,15 +63,15 @@
             <w:tcW w:type="dxa" w:w="3655"/>
             <w:tcBorders>
               <w:top w:val="single" w:sz="4" w:color="D9D9D9"/>
+              <w:left w:val="single" w:sz="4" w:color="D9D9D9"/>
               <w:bottom w:val="single" w:sz="4" w:color="D9D9D9"/>
-              <w:left w:val="single" w:sz="4" w:color="D9D9D9"/>
               <w:right w:val="single" w:sz="4" w:color="D9D9D9"/>
             </w:tcBorders>
             <w:shd w:fill="142D40"/>
             <w:tcMar>
               <w:top w:w="85" w:type="dxa"/>
+              <w:left w:w="85" w:type="dxa"/>
               <w:bottom w:w="85" w:type="dxa"/>
-              <w:left w:w="85" w:type="dxa"/>
               <w:right w:w="85" w:type="dxa"/>
             </w:tcMar>
           </w:tcPr>
@@ -94,15 +94,15 @@
             <w:tcW w:type="dxa" w:w="1218"/>
             <w:tcBorders>
               <w:top w:val="single" w:sz="4" w:color="D9D9D9"/>
+              <w:left w:val="single" w:sz="4" w:color="D9D9D9"/>
               <w:bottom w:val="single" w:sz="4" w:color="D9D9D9"/>
-              <w:left w:val="single" w:sz="4" w:color="D9D9D9"/>
               <w:right w:val="single" w:sz="4" w:color="D9D9D9"/>
             </w:tcBorders>
             <w:shd w:fill="142D40"/>
             <w:tcMar>
               <w:top w:w="85" w:type="dxa"/>
+              <w:left w:w="85" w:type="dxa"/>
               <w:bottom w:w="85" w:type="dxa"/>
-              <w:left w:w="85" w:type="dxa"/>
               <w:right w:w="85" w:type="dxa"/>
             </w:tcMar>
           </w:tcPr>
@@ -125,15 +125,15 @@
             <w:tcW w:type="dxa" w:w="5279"/>
             <w:tcBorders>
               <w:top w:val="single" w:sz="4" w:color="D9D9D9"/>
+              <w:left w:val="single" w:sz="4" w:color="D9D9D9"/>
               <w:bottom w:val="single" w:sz="4" w:color="D9D9D9"/>
-              <w:left w:val="single" w:sz="4" w:color="D9D9D9"/>
               <w:right w:val="single" w:sz="4" w:color="D9D9D9"/>
             </w:tcBorders>
             <w:shd w:fill="142D40"/>
             <w:tcMar>
               <w:top w:w="85" w:type="dxa"/>
+              <w:left w:w="85" w:type="dxa"/>
               <w:bottom w:w="85" w:type="dxa"/>
-              <w:left w:w="85" w:type="dxa"/>
               <w:right w:w="85" w:type="dxa"/>
             </w:tcMar>
           </w:tcPr>
@@ -158,15 +158,15 @@
             <w:tcW w:type="dxa" w:w="3655"/>
             <w:tcBorders>
               <w:top w:val="single" w:sz="4" w:color="D9D9D9"/>
+              <w:left w:val="single" w:sz="4" w:color="D9D9D9"/>
               <w:bottom w:val="single" w:sz="4" w:color="D9D9D9"/>
-              <w:left w:val="single" w:sz="4" w:color="D9D9D9"/>
               <w:right w:val="single" w:sz="4" w:color="D9D9D9"/>
             </w:tcBorders>
             <w:shd w:fill="FFFFFF"/>
             <w:tcMar>
               <w:top w:w="85" w:type="dxa"/>
+              <w:left w:w="85" w:type="dxa"/>
               <w:bottom w:w="85" w:type="dxa"/>
-              <w:left w:w="85" w:type="dxa"/>
               <w:right w:w="85" w:type="dxa"/>
             </w:tcMar>
           </w:tcPr>
@@ -189,15 +189,15 @@
             <w:tcW w:type="dxa" w:w="1218"/>
             <w:tcBorders>
               <w:top w:val="single" w:sz="4" w:color="D9D9D9"/>
+              <w:left w:val="single" w:sz="4" w:color="D9D9D9"/>
               <w:bottom w:val="single" w:sz="4" w:color="D9D9D9"/>
-              <w:left w:val="single" w:sz="4" w:color="D9D9D9"/>
               <w:right w:val="single" w:sz="4" w:color="D9D9D9"/>
             </w:tcBorders>
             <w:shd w:fill="FFFFFF"/>
             <w:tcMar>
               <w:top w:w="85" w:type="dxa"/>
+              <w:left w:w="85" w:type="dxa"/>
               <w:bottom w:w="85" w:type="dxa"/>
-              <w:left w:w="85" w:type="dxa"/>
               <w:right w:w="85" w:type="dxa"/>
             </w:tcMar>
           </w:tcPr>
@@ -220,15 +220,15 @@
             <w:tcW w:type="dxa" w:w="5279"/>
             <w:tcBorders>
               <w:top w:val="single" w:sz="4" w:color="D9D9D9"/>
+              <w:left w:val="single" w:sz="4" w:color="D9D9D9"/>
               <w:bottom w:val="single" w:sz="4" w:color="D9D9D9"/>
-              <w:left w:val="single" w:sz="4" w:color="D9D9D9"/>
               <w:right w:val="single" w:sz="4" w:color="D9D9D9"/>
             </w:tcBorders>
             <w:shd w:fill="FFFFFF"/>
             <w:tcMar>
               <w:top w:w="85" w:type="dxa"/>
+              <w:left w:w="85" w:type="dxa"/>
               <w:bottom w:w="85" w:type="dxa"/>
-              <w:left w:w="85" w:type="dxa"/>
               <w:right w:w="85" w:type="dxa"/>
             </w:tcMar>
           </w:tcPr>
@@ -253,15 +253,15 @@
             <w:tcW w:type="dxa" w:w="3655"/>
             <w:tcBorders>
               <w:top w:val="single" w:sz="4" w:color="D9D9D9"/>
+              <w:left w:val="single" w:sz="4" w:color="D9D9D9"/>
               <w:bottom w:val="single" w:sz="4" w:color="D9D9D9"/>
-              <w:left w:val="single" w:sz="4" w:color="D9D9D9"/>
               <w:right w:val="single" w:sz="4" w:color="D9D9D9"/>
             </w:tcBorders>
             <w:shd w:fill="F1F5F7"/>
             <w:tcMar>
               <w:top w:w="85" w:type="dxa"/>
+              <w:left w:w="85" w:type="dxa"/>
               <w:bottom w:w="85" w:type="dxa"/>
-              <w:left w:w="85" w:type="dxa"/>
               <w:right w:w="85" w:type="dxa"/>
             </w:tcMar>
           </w:tcPr>
@@ -284,15 +284,15 @@
             <w:tcW w:type="dxa" w:w="1218"/>
             <w:tcBorders>
               <w:top w:val="single" w:sz="4" w:color="D9D9D9"/>
+              <w:left w:val="single" w:sz="4" w:color="D9D9D9"/>
               <w:bottom w:val="single" w:sz="4" w:color="D9D9D9"/>
-              <w:left w:val="single" w:sz="4" w:color="D9D9D9"/>
               <w:right w:val="single" w:sz="4" w:color="D9D9D9"/>
             </w:tcBorders>
             <w:shd w:fill="F1F5F7"/>
             <w:tcMar>
               <w:top w:w="85" w:type="dxa"/>
+              <w:left w:w="85" w:type="dxa"/>
               <w:bottom w:w="85" w:type="dxa"/>
-              <w:left w:w="85" w:type="dxa"/>
               <w:right w:w="85" w:type="dxa"/>
             </w:tcMar>
           </w:tcPr>
@@ -315,15 +315,15 @@
             <w:tcW w:type="dxa" w:w="5279"/>
             <w:tcBorders>
               <w:top w:val="single" w:sz="4" w:color="D9D9D9"/>
+              <w:left w:val="single" w:sz="4" w:color="D9D9D9"/>
               <w:bottom w:val="single" w:sz="4" w:color="D9D9D9"/>
-              <w:left w:val="single" w:sz="4" w:color="D9D9D9"/>
               <w:right w:val="single" w:sz="4" w:color="D9D9D9"/>
             </w:tcBorders>
             <w:shd w:fill="F1F5F7"/>
             <w:tcMar>
               <w:top w:w="85" w:type="dxa"/>
+              <w:left w:w="85" w:type="dxa"/>
               <w:bottom w:w="85" w:type="dxa"/>
-              <w:left w:w="85" w:type="dxa"/>
               <w:right w:w="85" w:type="dxa"/>
             </w:tcMar>
           </w:tcPr>
@@ -348,15 +348,15 @@
             <w:tcW w:type="dxa" w:w="3655"/>
             <w:tcBorders>
               <w:top w:val="single" w:sz="4" w:color="D9D9D9"/>
+              <w:left w:val="single" w:sz="4" w:color="D9D9D9"/>
               <w:bottom w:val="single" w:sz="4" w:color="D9D9D9"/>
-              <w:left w:val="single" w:sz="4" w:color="D9D9D9"/>
               <w:right w:val="single" w:sz="4" w:color="D9D9D9"/>
             </w:tcBorders>
             <w:shd w:fill="FFFFFF"/>
             <w:tcMar>
               <w:top w:w="85" w:type="dxa"/>
+              <w:left w:w="85" w:type="dxa"/>
               <w:bottom w:w="85" w:type="dxa"/>
-              <w:left w:w="85" w:type="dxa"/>
               <w:right w:w="85" w:type="dxa"/>
             </w:tcMar>
           </w:tcPr>
@@ -379,15 +379,15 @@
             <w:tcW w:type="dxa" w:w="1218"/>
             <w:tcBorders>
               <w:top w:val="single" w:sz="4" w:color="D9D9D9"/>
+              <w:left w:val="single" w:sz="4" w:color="D9D9D9"/>
               <w:bottom w:val="single" w:sz="4" w:color="D9D9D9"/>
-              <w:left w:val="single" w:sz="4" w:color="D9D9D9"/>
               <w:right w:val="single" w:sz="4" w:color="D9D9D9"/>
             </w:tcBorders>
             <w:shd w:fill="FFFFFF"/>
             <w:tcMar>
               <w:top w:w="85" w:type="dxa"/>
+              <w:left w:w="85" w:type="dxa"/>
               <w:bottom w:w="85" w:type="dxa"/>
-              <w:left w:w="85" w:type="dxa"/>
               <w:right w:w="85" w:type="dxa"/>
             </w:tcMar>
           </w:tcPr>
@@ -410,15 +410,15 @@
             <w:tcW w:type="dxa" w:w="5279"/>
             <w:tcBorders>
               <w:top w:val="single" w:sz="4" w:color="D9D9D9"/>
+              <w:left w:val="single" w:sz="4" w:color="D9D9D9"/>
               <w:bottom w:val="single" w:sz="4" w:color="D9D9D9"/>
-              <w:left w:val="single" w:sz="4" w:color="D9D9D9"/>
               <w:right w:val="single" w:sz="4" w:color="D9D9D9"/>
             </w:tcBorders>
             <w:shd w:fill="FFFFFF"/>
             <w:tcMar>
               <w:top w:w="85" w:type="dxa"/>
+              <w:left w:w="85" w:type="dxa"/>
               <w:bottom w:w="85" w:type="dxa"/>
-              <w:left w:w="85" w:type="dxa"/>
               <w:right w:w="85" w:type="dxa"/>
             </w:tcMar>
           </w:tcPr>
@@ -443,15 +443,15 @@
             <w:tcW w:type="dxa" w:w="3655"/>
             <w:tcBorders>
               <w:top w:val="single" w:sz="4" w:color="D9D9D9"/>
+              <w:left w:val="single" w:sz="4" w:color="D9D9D9"/>
               <w:bottom w:val="single" w:sz="4" w:color="D9D9D9"/>
-              <w:left w:val="single" w:sz="4" w:color="D9D9D9"/>
               <w:right w:val="single" w:sz="4" w:color="D9D9D9"/>
             </w:tcBorders>
             <w:shd w:fill="F1F5F7"/>
             <w:tcMar>
               <w:top w:w="85" w:type="dxa"/>
+              <w:left w:w="85" w:type="dxa"/>
               <w:bottom w:w="85" w:type="dxa"/>
-              <w:left w:w="85" w:type="dxa"/>
               <w:right w:w="85" w:type="dxa"/>
             </w:tcMar>
           </w:tcPr>
@@ -474,15 +474,15 @@
             <w:tcW w:type="dxa" w:w="1218"/>
             <w:tcBorders>
               <w:top w:val="single" w:sz="4" w:color="D9D9D9"/>
+              <w:left w:val="single" w:sz="4" w:color="D9D9D9"/>
               <w:bottom w:val="single" w:sz="4" w:color="D9D9D9"/>
-              <w:left w:val="single" w:sz="4" w:color="D9D9D9"/>
               <w:right w:val="single" w:sz="4" w:color="D9D9D9"/>
             </w:tcBorders>
             <w:shd w:fill="F1F5F7"/>
             <w:tcMar>
               <w:top w:w="85" w:type="dxa"/>
+              <w:left w:w="85" w:type="dxa"/>
               <w:bottom w:w="85" w:type="dxa"/>
-              <w:left w:w="85" w:type="dxa"/>
               <w:right w:w="85" w:type="dxa"/>
             </w:tcMar>
           </w:tcPr>
@@ -505,15 +505,15 @@
             <w:tcW w:type="dxa" w:w="5279"/>
             <w:tcBorders>
               <w:top w:val="single" w:sz="4" w:color="D9D9D9"/>
+              <w:left w:val="single" w:sz="4" w:color="D9D9D9"/>
               <w:bottom w:val="single" w:sz="4" w:color="D9D9D9"/>
-              <w:left w:val="single" w:sz="4" w:color="D9D9D9"/>
               <w:right w:val="single" w:sz="4" w:color="D9D9D9"/>
             </w:tcBorders>
             <w:shd w:fill="F1F5F7"/>
             <w:tcMar>
               <w:top w:w="85" w:type="dxa"/>
+              <w:left w:w="85" w:type="dxa"/>
               <w:bottom w:w="85" w:type="dxa"/>
-              <w:left w:w="85" w:type="dxa"/>
               <w:right w:w="85" w:type="dxa"/>
             </w:tcMar>
           </w:tcPr>
@@ -538,15 +538,15 @@
             <w:tcW w:type="dxa" w:w="3655"/>
             <w:tcBorders>
               <w:top w:val="single" w:sz="4" w:color="D9D9D9"/>
+              <w:left w:val="single" w:sz="4" w:color="D9D9D9"/>
               <w:bottom w:val="single" w:sz="4" w:color="D9D9D9"/>
-              <w:left w:val="single" w:sz="4" w:color="D9D9D9"/>
               <w:right w:val="single" w:sz="4" w:color="D9D9D9"/>
             </w:tcBorders>
             <w:shd w:fill="FFFFFF"/>
             <w:tcMar>
               <w:top w:w="85" w:type="dxa"/>
+              <w:left w:w="85" w:type="dxa"/>
               <w:bottom w:w="85" w:type="dxa"/>
-              <w:left w:w="85" w:type="dxa"/>
               <w:right w:w="85" w:type="dxa"/>
             </w:tcMar>
           </w:tcPr>
@@ -569,15 +569,15 @@
             <w:tcW w:type="dxa" w:w="1218"/>
             <w:tcBorders>
               <w:top w:val="single" w:sz="4" w:color="D9D9D9"/>
+              <w:left w:val="single" w:sz="4" w:color="D9D9D9"/>
               <w:bottom w:val="single" w:sz="4" w:color="D9D9D9"/>
-              <w:left w:val="single" w:sz="4" w:color="D9D9D9"/>
               <w:right w:val="single" w:sz="4" w:color="D9D9D9"/>
             </w:tcBorders>
             <w:shd w:fill="FFFFFF"/>
             <w:tcMar>
               <w:top w:w="85" w:type="dxa"/>
+              <w:left w:w="85" w:type="dxa"/>
               <w:bottom w:w="85" w:type="dxa"/>
-              <w:left w:w="85" w:type="dxa"/>
               <w:right w:w="85" w:type="dxa"/>
             </w:tcMar>
           </w:tcPr>
@@ -600,15 +600,15 @@
             <w:tcW w:type="dxa" w:w="5279"/>
             <w:tcBorders>
               <w:top w:val="single" w:sz="4" w:color="D9D9D9"/>
+              <w:left w:val="single" w:sz="4" w:color="D9D9D9"/>
               <w:bottom w:val="single" w:sz="4" w:color="D9D9D9"/>
-              <w:left w:val="single" w:sz="4" w:color="D9D9D9"/>
               <w:right w:val="single" w:sz="4" w:color="D9D9D9"/>
             </w:tcBorders>
             <w:shd w:fill="FFFFFF"/>
             <w:tcMar>
               <w:top w:w="85" w:type="dxa"/>
+              <w:left w:w="85" w:type="dxa"/>
               <w:bottom w:w="85" w:type="dxa"/>
-              <w:left w:w="85" w:type="dxa"/>
               <w:right w:w="85" w:type="dxa"/>
             </w:tcMar>
           </w:tcPr>
@@ -633,15 +633,15 @@
             <w:tcW w:type="dxa" w:w="3655"/>
             <w:tcBorders>
               <w:top w:val="single" w:sz="4" w:color="D9D9D9"/>
+              <w:left w:val="single" w:sz="4" w:color="D9D9D9"/>
               <w:bottom w:val="single" w:sz="4" w:color="D9D9D9"/>
-              <w:left w:val="single" w:sz="4" w:color="D9D9D9"/>
               <w:right w:val="single" w:sz="4" w:color="D9D9D9"/>
             </w:tcBorders>
             <w:shd w:fill="F1F5F7"/>
             <w:tcMar>
               <w:top w:w="85" w:type="dxa"/>
+              <w:left w:w="85" w:type="dxa"/>
               <w:bottom w:w="85" w:type="dxa"/>
-              <w:left w:w="85" w:type="dxa"/>
               <w:right w:w="85" w:type="dxa"/>
             </w:tcMar>
           </w:tcPr>
@@ -664,15 +664,15 @@
             <w:tcW w:type="dxa" w:w="1218"/>
             <w:tcBorders>
               <w:top w:val="single" w:sz="4" w:color="D9D9D9"/>
+              <w:left w:val="single" w:sz="4" w:color="D9D9D9"/>
               <w:bottom w:val="single" w:sz="4" w:color="D9D9D9"/>
-              <w:left w:val="single" w:sz="4" w:color="D9D9D9"/>
               <w:right w:val="single" w:sz="4" w:color="D9D9D9"/>
             </w:tcBorders>
             <w:shd w:fill="F1F5F7"/>
             <w:tcMar>
               <w:top w:w="85" w:type="dxa"/>
+              <w:left w:w="85" w:type="dxa"/>
               <w:bottom w:w="85" w:type="dxa"/>
-              <w:left w:w="85" w:type="dxa"/>
               <w:right w:w="85" w:type="dxa"/>
             </w:tcMar>
           </w:tcPr>
@@ -695,15 +695,15 @@
             <w:tcW w:type="dxa" w:w="5279"/>
             <w:tcBorders>
               <w:top w:val="single" w:sz="4" w:color="D9D9D9"/>
+              <w:left w:val="single" w:sz="4" w:color="D9D9D9"/>
               <w:bottom w:val="single" w:sz="4" w:color="D9D9D9"/>
-              <w:left w:val="single" w:sz="4" w:color="D9D9D9"/>
               <w:right w:val="single" w:sz="4" w:color="D9D9D9"/>
             </w:tcBorders>
             <w:shd w:fill="F1F5F7"/>
             <w:tcMar>
               <w:top w:w="85" w:type="dxa"/>
+              <w:left w:w="85" w:type="dxa"/>
               <w:bottom w:w="85" w:type="dxa"/>
-              <w:left w:w="85" w:type="dxa"/>
               <w:right w:w="85" w:type="dxa"/>
             </w:tcMar>
           </w:tcPr>
@@ -728,15 +728,15 @@
             <w:tcW w:type="dxa" w:w="3655"/>
             <w:tcBorders>
               <w:top w:val="single" w:sz="4" w:color="D9D9D9"/>
+              <w:left w:val="single" w:sz="4" w:color="D9D9D9"/>
               <w:bottom w:val="single" w:sz="4" w:color="D9D9D9"/>
-              <w:left w:val="single" w:sz="4" w:color="D9D9D9"/>
               <w:right w:val="single" w:sz="4" w:color="D9D9D9"/>
             </w:tcBorders>
             <w:shd w:fill="FFFFFF"/>
             <w:tcMar>
               <w:top w:w="85" w:type="dxa"/>
+              <w:left w:w="85" w:type="dxa"/>
               <w:bottom w:w="85" w:type="dxa"/>
-              <w:left w:w="85" w:type="dxa"/>
               <w:right w:w="85" w:type="dxa"/>
             </w:tcMar>
           </w:tcPr>
@@ -759,15 +759,15 @@
             <w:tcW w:type="dxa" w:w="1218"/>
             <w:tcBorders>
               <w:top w:val="single" w:sz="4" w:color="D9D9D9"/>
+              <w:left w:val="single" w:sz="4" w:color="D9D9D9"/>
               <w:bottom w:val="single" w:sz="4" w:color="D9D9D9"/>
-              <w:left w:val="single" w:sz="4" w:color="D9D9D9"/>
               <w:right w:val="single" w:sz="4" w:color="D9D9D9"/>
             </w:tcBorders>
             <w:shd w:fill="FFFFFF"/>
             <w:tcMar>
               <w:top w:w="85" w:type="dxa"/>
+              <w:left w:w="85" w:type="dxa"/>
               <w:bottom w:w="85" w:type="dxa"/>
-              <w:left w:w="85" w:type="dxa"/>
               <w:right w:w="85" w:type="dxa"/>
             </w:tcMar>
           </w:tcPr>
@@ -790,15 +790,15 @@
             <w:tcW w:type="dxa" w:w="5279"/>
             <w:tcBorders>
               <w:top w:val="single" w:sz="4" w:color="D9D9D9"/>
+              <w:left w:val="single" w:sz="4" w:color="D9D9D9"/>
               <w:bottom w:val="single" w:sz="4" w:color="D9D9D9"/>
-              <w:left w:val="single" w:sz="4" w:color="D9D9D9"/>
               <w:right w:val="single" w:sz="4" w:color="D9D9D9"/>
             </w:tcBorders>
             <w:shd w:fill="FFFFFF"/>
             <w:tcMar>
               <w:top w:w="85" w:type="dxa"/>
+              <w:left w:w="85" w:type="dxa"/>
               <w:bottom w:w="85" w:type="dxa"/>
-              <w:left w:w="85" w:type="dxa"/>
               <w:right w:w="85" w:type="dxa"/>
             </w:tcMar>
           </w:tcPr>
@@ -823,15 +823,15 @@
             <w:tcW w:type="dxa" w:w="3655"/>
             <w:tcBorders>
               <w:top w:val="single" w:sz="4" w:color="D9D9D9"/>
+              <w:left w:val="single" w:sz="4" w:color="D9D9D9"/>
               <w:bottom w:val="single" w:sz="4" w:color="D9D9D9"/>
-              <w:left w:val="single" w:sz="4" w:color="D9D9D9"/>
               <w:right w:val="single" w:sz="4" w:color="D9D9D9"/>
             </w:tcBorders>
             <w:shd w:fill="F1F5F7"/>
             <w:tcMar>
               <w:top w:w="85" w:type="dxa"/>
+              <w:left w:w="85" w:type="dxa"/>
               <w:bottom w:w="85" w:type="dxa"/>
-              <w:left w:w="85" w:type="dxa"/>
               <w:right w:w="85" w:type="dxa"/>
             </w:tcMar>
           </w:tcPr>
@@ -854,15 +854,15 @@
             <w:tcW w:type="dxa" w:w="1218"/>
             <w:tcBorders>
               <w:top w:val="single" w:sz="4" w:color="D9D9D9"/>
+              <w:left w:val="single" w:sz="4" w:color="D9D9D9"/>
               <w:bottom w:val="single" w:sz="4" w:color="D9D9D9"/>
-              <w:left w:val="single" w:sz="4" w:color="D9D9D9"/>
               <w:right w:val="single" w:sz="4" w:color="D9D9D9"/>
             </w:tcBorders>
             <w:shd w:fill="F1F5F7"/>
             <w:tcMar>
               <w:top w:w="85" w:type="dxa"/>
+              <w:left w:w="85" w:type="dxa"/>
               <w:bottom w:w="85" w:type="dxa"/>
-              <w:left w:w="85" w:type="dxa"/>
               <w:right w:w="85" w:type="dxa"/>
             </w:tcMar>
           </w:tcPr>
@@ -885,15 +885,15 @@
             <w:tcW w:type="dxa" w:w="5279"/>
             <w:tcBorders>
               <w:top w:val="single" w:sz="4" w:color="D9D9D9"/>
+              <w:left w:val="single" w:sz="4" w:color="D9D9D9"/>
               <w:bottom w:val="single" w:sz="4" w:color="D9D9D9"/>
-              <w:left w:val="single" w:sz="4" w:color="D9D9D9"/>
               <w:right w:val="single" w:sz="4" w:color="D9D9D9"/>
             </w:tcBorders>
             <w:shd w:fill="F1F5F7"/>
             <w:tcMar>
               <w:top w:w="85" w:type="dxa"/>
+              <w:left w:w="85" w:type="dxa"/>
               <w:bottom w:w="85" w:type="dxa"/>
-              <w:left w:w="85" w:type="dxa"/>
               <w:right w:w="85" w:type="dxa"/>
             </w:tcMar>
           </w:tcPr>
@@ -968,15 +968,15 @@
             <w:tcW w:type="dxa" w:w="2233"/>
             <w:tcBorders>
               <w:top w:val="single" w:sz="4" w:color="D9D9D9"/>
+              <w:left w:val="single" w:sz="4" w:color="D9D9D9"/>
               <w:bottom w:val="single" w:sz="4" w:color="D9D9D9"/>
-              <w:left w:val="single" w:sz="4" w:color="D9D9D9"/>
               <w:right w:val="single" w:sz="4" w:color="D9D9D9"/>
             </w:tcBorders>
             <w:shd w:fill="142D40"/>
             <w:tcMar>
               <w:top w:w="85" w:type="dxa"/>
+              <w:left w:w="85" w:type="dxa"/>
               <w:bottom w:w="85" w:type="dxa"/>
-              <w:left w:w="85" w:type="dxa"/>
               <w:right w:w="85" w:type="dxa"/>
             </w:tcMar>
           </w:tcPr>
@@ -999,15 +999,15 @@
             <w:tcW w:type="dxa" w:w="2640"/>
             <w:tcBorders>
               <w:top w:val="single" w:sz="4" w:color="D9D9D9"/>
+              <w:left w:val="single" w:sz="4" w:color="D9D9D9"/>
               <w:bottom w:val="single" w:sz="4" w:color="D9D9D9"/>
-              <w:left w:val="single" w:sz="4" w:color="D9D9D9"/>
               <w:right w:val="single" w:sz="4" w:color="D9D9D9"/>
             </w:tcBorders>
             <w:shd w:fill="142D40"/>
             <w:tcMar>
               <w:top w:w="85" w:type="dxa"/>
+              <w:left w:w="85" w:type="dxa"/>
               <w:bottom w:w="85" w:type="dxa"/>
-              <w:left w:w="85" w:type="dxa"/>
               <w:right w:w="85" w:type="dxa"/>
             </w:tcMar>
           </w:tcPr>
@@ -1030,15 +1030,15 @@
             <w:tcW w:type="dxa" w:w="2640"/>
             <w:tcBorders>
               <w:top w:val="single" w:sz="4" w:color="D9D9D9"/>
+              <w:left w:val="single" w:sz="4" w:color="D9D9D9"/>
               <w:bottom w:val="single" w:sz="4" w:color="D9D9D9"/>
-              <w:left w:val="single" w:sz="4" w:color="D9D9D9"/>
               <w:right w:val="single" w:sz="4" w:color="D9D9D9"/>
             </w:tcBorders>
             <w:shd w:fill="142D40"/>
             <w:tcMar>
               <w:top w:w="85" w:type="dxa"/>
+              <w:left w:w="85" w:type="dxa"/>
               <w:bottom w:w="85" w:type="dxa"/>
-              <w:left w:w="85" w:type="dxa"/>
               <w:right w:w="85" w:type="dxa"/>
             </w:tcMar>
           </w:tcPr>
@@ -1061,15 +1061,15 @@
             <w:tcW w:type="dxa" w:w="2640"/>
             <w:tcBorders>
               <w:top w:val="single" w:sz="4" w:color="D9D9D9"/>
+              <w:left w:val="single" w:sz="4" w:color="D9D9D9"/>
               <w:bottom w:val="single" w:sz="4" w:color="D9D9D9"/>
-              <w:left w:val="single" w:sz="4" w:color="D9D9D9"/>
               <w:right w:val="single" w:sz="4" w:color="D9D9D9"/>
             </w:tcBorders>
             <w:shd w:fill="142D40"/>
             <w:tcMar>
               <w:top w:w="85" w:type="dxa"/>
+              <w:left w:w="85" w:type="dxa"/>
               <w:bottom w:w="85" w:type="dxa"/>
-              <w:left w:w="85" w:type="dxa"/>
               <w:right w:w="85" w:type="dxa"/>
             </w:tcMar>
           </w:tcPr>
@@ -1094,15 +1094,15 @@
             <w:tcW w:type="dxa" w:w="2233"/>
             <w:tcBorders>
               <w:top w:val="single" w:sz="4" w:color="D9D9D9"/>
+              <w:left w:val="single" w:sz="4" w:color="D9D9D9"/>
               <w:bottom w:val="single" w:sz="4" w:color="D9D9D9"/>
-              <w:left w:val="single" w:sz="4" w:color="D9D9D9"/>
               <w:right w:val="single" w:sz="4" w:color="D9D9D9"/>
             </w:tcBorders>
             <w:shd w:fill="FFFFFF"/>
             <w:tcMar>
               <w:top w:w="85" w:type="dxa"/>
+              <w:left w:w="85" w:type="dxa"/>
               <w:bottom w:w="85" w:type="dxa"/>
-              <w:left w:w="85" w:type="dxa"/>
               <w:right w:w="85" w:type="dxa"/>
             </w:tcMar>
           </w:tcPr>
@@ -1125,15 +1125,15 @@
             <w:tcW w:type="dxa" w:w="2640"/>
             <w:tcBorders>
               <w:top w:val="single" w:sz="4" w:color="D9D9D9"/>
+              <w:left w:val="single" w:sz="4" w:color="D9D9D9"/>
               <w:bottom w:val="single" w:sz="4" w:color="D9D9D9"/>
-              <w:left w:val="single" w:sz="4" w:color="D9D9D9"/>
               <w:right w:val="single" w:sz="4" w:color="D9D9D9"/>
             </w:tcBorders>
             <w:shd w:fill="FFFFFF"/>
             <w:tcMar>
               <w:top w:w="85" w:type="dxa"/>
+              <w:left w:w="85" w:type="dxa"/>
               <w:bottom w:w="85" w:type="dxa"/>
-              <w:left w:w="85" w:type="dxa"/>
               <w:right w:w="85" w:type="dxa"/>
             </w:tcMar>
           </w:tcPr>
@@ -1156,15 +1156,15 @@
             <w:tcW w:type="dxa" w:w="2640"/>
             <w:tcBorders>
               <w:top w:val="single" w:sz="4" w:color="D9D9D9"/>
+              <w:left w:val="single" w:sz="4" w:color="D9D9D9"/>
               <w:bottom w:val="single" w:sz="4" w:color="D9D9D9"/>
-              <w:left w:val="single" w:sz="4" w:color="D9D9D9"/>
               <w:right w:val="single" w:sz="4" w:color="D9D9D9"/>
             </w:tcBorders>
             <w:shd w:fill="FFFFFF"/>
             <w:tcMar>
               <w:top w:w="85" w:type="dxa"/>
+              <w:left w:w="85" w:type="dxa"/>
               <w:bottom w:w="85" w:type="dxa"/>
-              <w:left w:w="85" w:type="dxa"/>
               <w:right w:w="85" w:type="dxa"/>
             </w:tcMar>
           </w:tcPr>
@@ -1187,15 +1187,15 @@
             <w:tcW w:type="dxa" w:w="2640"/>
             <w:tcBorders>
               <w:top w:val="single" w:sz="4" w:color="D9D9D9"/>
+              <w:left w:val="single" w:sz="4" w:color="D9D9D9"/>
               <w:bottom w:val="single" w:sz="4" w:color="D9D9D9"/>
-              <w:left w:val="single" w:sz="4" w:color="D9D9D9"/>
               <w:right w:val="single" w:sz="4" w:color="D9D9D9"/>
             </w:tcBorders>
             <w:shd w:fill="FFFFFF"/>
             <w:tcMar>
               <w:top w:w="85" w:type="dxa"/>
+              <w:left w:w="85" w:type="dxa"/>
               <w:bottom w:w="85" w:type="dxa"/>
-              <w:left w:w="85" w:type="dxa"/>
               <w:right w:w="85" w:type="dxa"/>
             </w:tcMar>
           </w:tcPr>
@@ -1220,15 +1220,15 @@
             <w:tcW w:type="dxa" w:w="2233"/>
             <w:tcBorders>
               <w:top w:val="single" w:sz="4" w:color="D9D9D9"/>
+              <w:left w:val="single" w:sz="4" w:color="D9D9D9"/>
               <w:bottom w:val="single" w:sz="4" w:color="D9D9D9"/>
-              <w:left w:val="single" w:sz="4" w:color="D9D9D9"/>
               <w:right w:val="single" w:sz="4" w:color="D9D9D9"/>
             </w:tcBorders>
             <w:shd w:fill="F1F5F7"/>
             <w:tcMar>
               <w:top w:w="85" w:type="dxa"/>
+              <w:left w:w="85" w:type="dxa"/>
               <w:bottom w:w="85" w:type="dxa"/>
-              <w:left w:w="85" w:type="dxa"/>
               <w:right w:w="85" w:type="dxa"/>
             </w:tcMar>
           </w:tcPr>
@@ -1251,15 +1251,15 @@
             <w:tcW w:type="dxa" w:w="2640"/>
             <w:tcBorders>
               <w:top w:val="single" w:sz="4" w:color="D9D9D9"/>
+              <w:left w:val="single" w:sz="4" w:color="D9D9D9"/>
               <w:bottom w:val="single" w:sz="4" w:color="D9D9D9"/>
-              <w:left w:val="single" w:sz="4" w:color="D9D9D9"/>
               <w:right w:val="single" w:sz="4" w:color="D9D9D9"/>
             </w:tcBorders>
             <w:shd w:fill="F1F5F7"/>
             <w:tcMar>
               <w:top w:w="85" w:type="dxa"/>
+              <w:left w:w="85" w:type="dxa"/>
               <w:bottom w:w="85" w:type="dxa"/>
-              <w:left w:w="85" w:type="dxa"/>
               <w:right w:w="85" w:type="dxa"/>
             </w:tcMar>
           </w:tcPr>
@@ -1282,15 +1282,15 @@
             <w:tcW w:type="dxa" w:w="2640"/>
             <w:tcBorders>
               <w:top w:val="single" w:sz="4" w:color="D9D9D9"/>
+              <w:left w:val="single" w:sz="4" w:color="D9D9D9"/>
               <w:bottom w:val="single" w:sz="4" w:color="D9D9D9"/>
-              <w:left w:val="single" w:sz="4" w:color="D9D9D9"/>
               <w:right w:val="single" w:sz="4" w:color="D9D9D9"/>
             </w:tcBorders>
             <w:shd w:fill="F1F5F7"/>
             <w:tcMar>
               <w:top w:w="85" w:type="dxa"/>
+              <w:left w:w="85" w:type="dxa"/>
               <w:bottom w:w="85" w:type="dxa"/>
-              <w:left w:w="85" w:type="dxa"/>
               <w:right w:w="85" w:type="dxa"/>
             </w:tcMar>
           </w:tcPr>
@@ -1313,15 +1313,15 @@
             <w:tcW w:type="dxa" w:w="2640"/>
             <w:tcBorders>
               <w:top w:val="single" w:sz="4" w:color="D9D9D9"/>
+              <w:left w:val="single" w:sz="4" w:color="D9D9D9"/>
               <w:bottom w:val="single" w:sz="4" w:color="D9D9D9"/>
-              <w:left w:val="single" w:sz="4" w:color="D9D9D9"/>
               <w:right w:val="single" w:sz="4" w:color="D9D9D9"/>
             </w:tcBorders>
             <w:shd w:fill="F1F5F7"/>
             <w:tcMar>
               <w:top w:w="85" w:type="dxa"/>
+              <w:left w:w="85" w:type="dxa"/>
               <w:bottom w:w="85" w:type="dxa"/>
-              <w:left w:w="85" w:type="dxa"/>
               <w:right w:w="85" w:type="dxa"/>
             </w:tcMar>
           </w:tcPr>
